--- a/DE/WEEK 3/WC Source Data Model Implementation/Opdrachtbeschrijving.docx
+++ b/DE/WEEK 3/WC Source Data Model Implementation/Opdrachtbeschrijving.docx
@@ -8,14 +8,12 @@
         <w:rPr>
           <w:b/>
           <w:bCs/>
-          <w:lang w:val="nl-NL"/>
         </w:rPr>
       </w:pPr>
       <w:r>
         <w:rPr>
           <w:b/>
           <w:bCs/>
-          <w:lang w:val="nl-NL"/>
         </w:rPr>
         <w:t>DEAI-opdrachten Source Data Model Implementation</w:t>
       </w:r>
@@ -28,35 +26,43 @@
           <w:numId w:val="7"/>
         </w:numPr>
         <w:rPr>
-          <w:lang w:val="nl-NL"/>
-        </w:rPr>
-      </w:pPr>
-      <w:r>
-        <w:rPr>
-          <w:lang w:val="nl-NL"/>
-        </w:rPr>
-        <w:t xml:space="preserve">Zorg dat je </w:t>
-      </w:r>
-      <w:r>
-        <w:rPr>
-          <w:lang w:val="nl-NL"/>
-        </w:rPr>
-        <w:t xml:space="preserve">(wederom) </w:t>
-      </w:r>
-      <w:r>
-        <w:rPr>
-          <w:lang w:val="nl-NL"/>
-        </w:rPr>
-        <w:t>de volgende operationele SQLite-databronnen hebt</w:t>
-      </w:r>
-      <w:r>
-        <w:rPr>
+          <w:highlight w:val="yellow"/>
+          <w:lang w:val="nl-NL"/>
+        </w:rPr>
+      </w:pPr>
+      <w:r>
+        <w:rPr>
+          <w:highlight w:val="yellow"/>
+          <w:lang w:val="nl-NL"/>
+        </w:rPr>
+        <w:t xml:space="preserve">Zorg dat je (wederom) de volgende operationele </w:t>
+      </w:r>
+      <w:proofErr w:type="spellStart"/>
+      <w:r>
+        <w:rPr>
+          <w:highlight w:val="yellow"/>
+          <w:lang w:val="nl-NL"/>
+        </w:rPr>
+        <w:t>SQLite</w:t>
+      </w:r>
+      <w:proofErr w:type="spellEnd"/>
+      <w:r>
+        <w:rPr>
+          <w:highlight w:val="yellow"/>
+          <w:lang w:val="nl-NL"/>
+        </w:rPr>
+        <w:t>-databronnen hebt</w:t>
+      </w:r>
+      <w:r>
+        <w:rPr>
+          <w:highlight w:val="yellow"/>
           <w:lang w:val="nl-NL"/>
         </w:rPr>
         <w:t xml:space="preserve"> (in dezelfde zip-map als deze opdrachtbeschrijving)</w:t>
       </w:r>
       <w:r>
         <w:rPr>
+          <w:highlight w:val="yellow"/>
           <w:lang w:val="nl-NL"/>
         </w:rPr>
         <w:t>:</w:t>
@@ -70,11 +76,13 @@
           <w:numId w:val="7"/>
         </w:numPr>
         <w:rPr>
-          <w:lang w:val="nl-NL"/>
-        </w:rPr>
-      </w:pPr>
-      <w:r>
-        <w:rPr>
+          <w:highlight w:val="yellow"/>
+          <w:lang w:val="nl-NL"/>
+        </w:rPr>
+      </w:pPr>
+      <w:r>
+        <w:rPr>
+          <w:highlight w:val="yellow"/>
           <w:lang w:val="nl-NL"/>
         </w:rPr>
         <w:t>BikeToDrive_1_Accessoireverkoop.db</w:t>
@@ -88,11 +96,13 @@
           <w:numId w:val="7"/>
         </w:numPr>
         <w:rPr>
-          <w:lang w:val="nl-NL"/>
-        </w:rPr>
-      </w:pPr>
-      <w:r>
-        <w:rPr>
+          <w:highlight w:val="yellow"/>
+          <w:lang w:val="nl-NL"/>
+        </w:rPr>
+      </w:pPr>
+      <w:r>
+        <w:rPr>
+          <w:highlight w:val="yellow"/>
           <w:lang w:val="nl-NL"/>
         </w:rPr>
         <w:t>BikeToDrive_2_Fietsverkoop.db</w:t>
@@ -106,11 +116,13 @@
           <w:numId w:val="7"/>
         </w:numPr>
         <w:rPr>
-          <w:lang w:val="nl-NL"/>
-        </w:rPr>
-      </w:pPr>
-      <w:r>
-        <w:rPr>
+          <w:highlight w:val="yellow"/>
+          <w:lang w:val="nl-NL"/>
+        </w:rPr>
+      </w:pPr>
+      <w:r>
+        <w:rPr>
+          <w:highlight w:val="yellow"/>
           <w:lang w:val="nl-NL"/>
         </w:rPr>
         <w:t>BikeToDrive_3_Onderhoud.db</w:t>
@@ -124,11 +136,13 @@
           <w:numId w:val="7"/>
         </w:numPr>
         <w:rPr>
-          <w:lang w:val="nl-NL"/>
-        </w:rPr>
-      </w:pPr>
-      <w:r>
-        <w:rPr>
+          <w:highlight w:val="yellow"/>
+          <w:lang w:val="nl-NL"/>
+        </w:rPr>
+      </w:pPr>
+      <w:r>
+        <w:rPr>
+          <w:highlight w:val="yellow"/>
           <w:lang w:val="nl-NL"/>
         </w:rPr>
         <w:t>BikeToDrive_4_Accessoire_Inkoop.db</w:t>
@@ -142,11 +156,13 @@
           <w:numId w:val="7"/>
         </w:numPr>
         <w:rPr>
-          <w:lang w:val="nl-NL"/>
-        </w:rPr>
-      </w:pPr>
-      <w:r>
-        <w:rPr>
+          <w:highlight w:val="yellow"/>
+          <w:lang w:val="nl-NL"/>
+        </w:rPr>
+      </w:pPr>
+      <w:r>
+        <w:rPr>
+          <w:highlight w:val="yellow"/>
           <w:lang w:val="nl-NL"/>
         </w:rPr>
         <w:t>BikeToDrive_5_Fiets_Inkoop.db</w:t>
@@ -156,6 +172,7 @@
       <w:pPr>
         <w:pStyle w:val="NoSpacing"/>
         <w:rPr>
+          <w:highlight w:val="yellow"/>
           <w:lang w:val="nl-NL"/>
         </w:rPr>
       </w:pPr>
@@ -168,35 +185,66 @@
           <w:numId w:val="7"/>
         </w:numPr>
         <w:rPr>
-          <w:lang w:val="nl-NL"/>
-        </w:rPr>
-      </w:pPr>
-      <w:r>
-        <w:rPr>
+          <w:highlight w:val="yellow"/>
+          <w:lang w:val="nl-NL"/>
+        </w:rPr>
+      </w:pPr>
+      <w:r>
+        <w:rPr>
+          <w:highlight w:val="yellow"/>
           <w:lang w:val="nl-NL"/>
         </w:rPr>
         <w:t xml:space="preserve">Maak een nieuw </w:t>
       </w:r>
       <w:r>
         <w:rPr>
-          <w:lang w:val="nl-NL"/>
-        </w:rPr>
-        <w:t>.db</w:t>
-      </w:r>
-      <w:r>
-        <w:rPr>
-          <w:lang w:val="nl-NL"/>
-        </w:rPr>
-        <w:t xml:space="preserve">-bestand, dit wordt je </w:t>
-      </w:r>
-      <w:r>
-        <w:rPr>
+          <w:highlight w:val="yellow"/>
+          <w:lang w:val="nl-NL"/>
+        </w:rPr>
+        <w:t>.</w:t>
+      </w:r>
+      <w:proofErr w:type="spellStart"/>
+      <w:r>
+        <w:rPr>
+          <w:highlight w:val="yellow"/>
+          <w:lang w:val="nl-NL"/>
+        </w:rPr>
+        <w:t>db</w:t>
+      </w:r>
+      <w:proofErr w:type="spellEnd"/>
+      <w:r>
+        <w:rPr>
+          <w:highlight w:val="yellow"/>
+          <w:lang w:val="nl-NL"/>
+        </w:rPr>
+        <w:t xml:space="preserve">-bestand, dit </w:t>
+      </w:r>
+      <w:proofErr w:type="gramStart"/>
+      <w:r>
+        <w:rPr>
+          <w:highlight w:val="yellow"/>
+          <w:lang w:val="nl-NL"/>
+        </w:rPr>
+        <w:t>wordt</w:t>
+      </w:r>
+      <w:proofErr w:type="gramEnd"/>
+      <w:r>
+        <w:rPr>
+          <w:highlight w:val="yellow"/>
+          <w:lang w:val="nl-NL"/>
+        </w:rPr>
+        <w:t xml:space="preserve"> je </w:t>
+      </w:r>
+      <w:r>
+        <w:rPr>
+          <w:highlight w:val="yellow"/>
           <w:lang w:val="nl-NL"/>
         </w:rPr>
         <w:t xml:space="preserve">uiteindelijke </w:t>
       </w:r>
       <w:r>
         <w:rPr>
+          <w:highlight w:val="yellow"/>
           <w:lang w:val="nl-NL"/>
         </w:rPr>
         <w:t xml:space="preserve">SDM. </w:t>
@@ -206,6 +254,7 @@
       <w:pPr>
         <w:pStyle w:val="NoSpacing"/>
         <w:rPr>
+          <w:highlight w:val="yellow"/>
           <w:lang w:val="nl-NL"/>
         </w:rPr>
       </w:pPr>
@@ -218,29 +267,34 @@
           <w:numId w:val="7"/>
         </w:numPr>
         <w:rPr>
-          <w:lang w:val="nl-NL"/>
-        </w:rPr>
-      </w:pPr>
-      <w:r>
-        <w:rPr>
+          <w:highlight w:val="yellow"/>
+          <w:lang w:val="nl-NL"/>
+        </w:rPr>
+      </w:pPr>
+      <w:r>
+        <w:rPr>
+          <w:highlight w:val="yellow"/>
           <w:lang w:val="nl-NL"/>
         </w:rPr>
         <w:t xml:space="preserve">Maak voor de eerste twee operationele databronnen een </w:t>
       </w:r>
       <w:r>
         <w:rPr>
+          <w:highlight w:val="yellow"/>
           <w:lang w:val="nl-NL"/>
         </w:rPr>
         <w:t>Relationeel Implementatiemodel</w:t>
       </w:r>
       <w:r>
         <w:rPr>
+          <w:highlight w:val="yellow"/>
           <w:lang w:val="nl-NL"/>
         </w:rPr>
         <w:t xml:space="preserve"> (RIM)</w:t>
       </w:r>
       <w:r>
         <w:rPr>
+          <w:highlight w:val="yellow"/>
           <w:lang w:val="nl-NL"/>
         </w:rPr>
         <w:t>.</w:t>
@@ -254,35 +308,41 @@
           <w:numId w:val="7"/>
         </w:numPr>
         <w:rPr>
-          <w:lang w:val="nl-NL"/>
-        </w:rPr>
-      </w:pPr>
-      <w:r>
-        <w:rPr>
+          <w:highlight w:val="yellow"/>
+          <w:lang w:val="nl-NL"/>
+        </w:rPr>
+      </w:pPr>
+      <w:r>
+        <w:rPr>
+          <w:highlight w:val="yellow"/>
           <w:lang w:val="nl-NL"/>
         </w:rPr>
         <w:t xml:space="preserve">De onderste drie databronnen </w:t>
       </w:r>
       <w:r>
         <w:rPr>
+          <w:highlight w:val="yellow"/>
           <w:lang w:val="nl-NL"/>
         </w:rPr>
         <w:t>hebben al een Relationeel Implementatiemodel.</w:t>
       </w:r>
       <w:r>
         <w:rPr>
+          <w:highlight w:val="yellow"/>
           <w:lang w:val="nl-NL"/>
         </w:rPr>
         <w:t xml:space="preserve"> Deze </w:t>
       </w:r>
       <w:r>
         <w:rPr>
+          <w:highlight w:val="yellow"/>
           <w:lang w:val="nl-NL"/>
         </w:rPr>
         <w:t xml:space="preserve">staan in dezelfde zip-map als </w:t>
       </w:r>
       <w:r>
         <w:rPr>
+          <w:highlight w:val="yellow"/>
           <w:lang w:val="nl-NL"/>
         </w:rPr>
         <w:t>deze opdrachtbeschrijving.</w:t>
@@ -296,41 +356,64 @@
           <w:numId w:val="7"/>
         </w:numPr>
         <w:rPr>
-          <w:lang w:val="nl-NL"/>
-        </w:rPr>
-      </w:pPr>
-      <w:r>
-        <w:rPr>
+          <w:highlight w:val="yellow"/>
+          <w:lang w:val="nl-NL"/>
+        </w:rPr>
+      </w:pPr>
+      <w:r>
+        <w:rPr>
+          <w:highlight w:val="yellow"/>
           <w:lang w:val="nl-NL"/>
         </w:rPr>
         <w:t xml:space="preserve">De bovenste twee databronnen moeten in deze opdracht nog wél </w:t>
       </w:r>
       <w:r>
         <w:rPr>
-          <w:lang w:val="nl-NL"/>
-        </w:rPr>
-        <w:t xml:space="preserve">“from scratch” </w:t>
-      </w:r>
-      <w:r>
-        <w:rPr>
+          <w:highlight w:val="yellow"/>
+          <w:lang w:val="nl-NL"/>
+        </w:rPr>
+        <w:t>“</w:t>
+      </w:r>
+      <w:proofErr w:type="spellStart"/>
+      <w:r>
+        <w:rPr>
+          <w:highlight w:val="yellow"/>
+          <w:lang w:val="nl-NL"/>
+        </w:rPr>
+        <w:t>from</w:t>
+      </w:r>
+      <w:proofErr w:type="spellEnd"/>
+      <w:r>
+        <w:rPr>
+          <w:highlight w:val="yellow"/>
+          <w:lang w:val="nl-NL"/>
+        </w:rPr>
+        <w:t xml:space="preserve"> scratch” </w:t>
+      </w:r>
+      <w:r>
+        <w:rPr>
+          <w:highlight w:val="yellow"/>
           <w:lang w:val="nl-NL"/>
         </w:rPr>
         <w:t xml:space="preserve">gemodelleerd worden. Maar hiervoor per </w:t>
       </w:r>
       <w:r>
         <w:rPr>
+          <w:highlight w:val="yellow"/>
           <w:lang w:val="nl-NL"/>
         </w:rPr>
         <w:t>databron</w:t>
       </w:r>
       <w:r>
         <w:rPr>
+          <w:highlight w:val="yellow"/>
           <w:lang w:val="nl-NL"/>
         </w:rPr>
         <w:t xml:space="preserve"> een nieuw </w:t>
       </w:r>
       <w:r>
         <w:rPr>
+          <w:highlight w:val="yellow"/>
           <w:lang w:val="nl-NL"/>
         </w:rPr>
         <w:t xml:space="preserve">.txt-bestand aan waarin je een werkend script schrijft. </w:t>
@@ -344,53 +427,62 @@
           <w:numId w:val="7"/>
         </w:numPr>
         <w:rPr>
-          <w:lang w:val="nl-NL"/>
-        </w:rPr>
-      </w:pPr>
-      <w:r>
-        <w:rPr>
+          <w:highlight w:val="yellow"/>
+          <w:lang w:val="nl-NL"/>
+        </w:rPr>
+      </w:pPr>
+      <w:r>
+        <w:rPr>
+          <w:highlight w:val="yellow"/>
           <w:lang w:val="nl-NL"/>
         </w:rPr>
         <w:t xml:space="preserve">Zorg ervoor dat je in </w:t>
       </w:r>
       <w:r>
         <w:rPr>
+          <w:highlight w:val="yellow"/>
           <w:lang w:val="nl-NL"/>
         </w:rPr>
         <w:t xml:space="preserve">alle nieuwe </w:t>
       </w:r>
       <w:r>
         <w:rPr>
+          <w:highlight w:val="yellow"/>
           <w:lang w:val="nl-NL"/>
         </w:rPr>
         <w:t xml:space="preserve">relationele implementatiemodellen </w:t>
       </w:r>
       <w:r>
         <w:rPr>
+          <w:highlight w:val="yellow"/>
           <w:lang w:val="nl-NL"/>
         </w:rPr>
         <w:t xml:space="preserve">álle </w:t>
       </w:r>
       <w:r>
         <w:rPr>
+          <w:highlight w:val="yellow"/>
           <w:lang w:val="nl-NL"/>
         </w:rPr>
         <w:t>tabellen</w:t>
       </w:r>
       <w:r>
         <w:rPr>
+          <w:highlight w:val="yellow"/>
           <w:lang w:val="nl-NL"/>
         </w:rPr>
         <w:t>, álle attributen</w:t>
       </w:r>
       <w:r>
         <w:rPr>
+          <w:highlight w:val="yellow"/>
           <w:lang w:val="nl-NL"/>
         </w:rPr>
         <w:t xml:space="preserve">, álle primaire sleutels en álle vreemde sleutels </w:t>
       </w:r>
       <w:r>
         <w:rPr>
+          <w:highlight w:val="yellow"/>
           <w:lang w:val="nl-NL"/>
         </w:rPr>
         <w:t>opneemt.</w:t>
@@ -400,6 +492,7 @@
       <w:pPr>
         <w:pStyle w:val="NoSpacing"/>
         <w:rPr>
+          <w:highlight w:val="yellow"/>
           <w:lang w:val="nl-NL"/>
         </w:rPr>
       </w:pPr>
@@ -412,11 +505,13 @@
           <w:numId w:val="7"/>
         </w:numPr>
         <w:rPr>
-          <w:lang w:val="nl-NL"/>
-        </w:rPr>
-      </w:pPr>
-      <w:r>
-        <w:rPr>
+          <w:highlight w:val="yellow"/>
+          <w:lang w:val="nl-NL"/>
+        </w:rPr>
+      </w:pPr>
+      <w:r>
+        <w:rPr>
+          <w:highlight w:val="yellow"/>
           <w:lang w:val="nl-NL"/>
         </w:rPr>
         <w:t>Voordat je aan deze stap begint moet je in totaal vijf relationele implementatiemodellen hebben.</w:t>
@@ -430,41 +525,48 @@
           <w:numId w:val="7"/>
         </w:numPr>
         <w:rPr>
-          <w:lang w:val="nl-NL"/>
-        </w:rPr>
-      </w:pPr>
-      <w:r>
-        <w:rPr>
+          <w:highlight w:val="yellow"/>
+          <w:lang w:val="nl-NL"/>
+        </w:rPr>
+      </w:pPr>
+      <w:r>
+        <w:rPr>
+          <w:highlight w:val="yellow"/>
           <w:lang w:val="nl-NL"/>
         </w:rPr>
         <w:t xml:space="preserve">Voeg </w:t>
       </w:r>
       <w:r>
         <w:rPr>
+          <w:highlight w:val="yellow"/>
           <w:lang w:val="nl-NL"/>
         </w:rPr>
         <w:t>al de</w:t>
       </w:r>
       <w:r>
         <w:rPr>
+          <w:highlight w:val="yellow"/>
           <w:lang w:val="nl-NL"/>
         </w:rPr>
         <w:t xml:space="preserve">ze </w:t>
       </w:r>
       <w:r>
         <w:rPr>
+          <w:highlight w:val="yellow"/>
           <w:lang w:val="nl-NL"/>
         </w:rPr>
         <w:t xml:space="preserve">modellen </w:t>
       </w:r>
       <w:r>
         <w:rPr>
+          <w:highlight w:val="yellow"/>
           <w:lang w:val="nl-NL"/>
         </w:rPr>
         <w:t xml:space="preserve">samen tot één groot script dat het </w:t>
       </w:r>
       <w:r>
         <w:rPr>
+          <w:highlight w:val="yellow"/>
           <w:lang w:val="nl-NL"/>
         </w:rPr>
         <w:t>volledige SDM aanmaakt.</w:t>
@@ -478,23 +580,36 @@
           <w:numId w:val="7"/>
         </w:numPr>
         <w:rPr>
-          <w:lang w:val="nl-NL"/>
-        </w:rPr>
-      </w:pPr>
-      <w:r>
-        <w:rPr>
+          <w:highlight w:val="yellow"/>
+          <w:lang w:val="nl-NL"/>
+        </w:rPr>
+      </w:pPr>
+      <w:r>
+        <w:rPr>
+          <w:highlight w:val="yellow"/>
           <w:lang w:val="nl-NL"/>
         </w:rPr>
         <w:t>Voer dit script uit</w:t>
       </w:r>
       <w:r>
         <w:rPr>
-          <w:lang w:val="nl-NL"/>
-        </w:rPr>
-        <w:t xml:space="preserve"> in SQLite</w:t>
-      </w:r>
-      <w:r>
-        <w:rPr>
+          <w:highlight w:val="yellow"/>
+          <w:lang w:val="nl-NL"/>
+        </w:rPr>
+        <w:t xml:space="preserve"> in </w:t>
+      </w:r>
+      <w:proofErr w:type="spellStart"/>
+      <w:r>
+        <w:rPr>
+          <w:highlight w:val="yellow"/>
+          <w:lang w:val="nl-NL"/>
+        </w:rPr>
+        <w:t>SQLite</w:t>
+      </w:r>
+      <w:proofErr w:type="spellEnd"/>
+      <w:r>
+        <w:rPr>
+          <w:highlight w:val="yellow"/>
           <w:lang w:val="nl-NL"/>
         </w:rPr>
         <w:t>, zodat de volledige datastructuur geïmplementeerd wordt.</w:t>
@@ -553,7 +668,21 @@
         <w:rPr>
           <w:lang w:val="nl-NL"/>
         </w:rPr>
-        <w:t>een script in Jupyter Notebook</w:t>
+        <w:t xml:space="preserve">een script in </w:t>
+      </w:r>
+      <w:proofErr w:type="spellStart"/>
+      <w:r>
+        <w:rPr>
+          <w:lang w:val="nl-NL"/>
+        </w:rPr>
+        <w:t>Jupyter</w:t>
+      </w:r>
+      <w:proofErr w:type="spellEnd"/>
+      <w:r>
+        <w:rPr>
+          <w:lang w:val="nl-NL"/>
+        </w:rPr>
+        <w:t xml:space="preserve"> Notebook</w:t>
       </w:r>
       <w:r>
         <w:rPr>
@@ -598,7 +727,21 @@
         <w:rPr>
           <w:lang w:val="nl-NL"/>
         </w:rPr>
-        <w:t>Je uiteindelijke Jupyter Notebook moet het volgende kunnen:</w:t>
+        <w:t xml:space="preserve">Je uiteindelijke </w:t>
+      </w:r>
+      <w:proofErr w:type="spellStart"/>
+      <w:r>
+        <w:rPr>
+          <w:lang w:val="nl-NL"/>
+        </w:rPr>
+        <w:t>Jupyter</w:t>
+      </w:r>
+      <w:proofErr w:type="spellEnd"/>
+      <w:r>
+        <w:rPr>
+          <w:lang w:val="nl-NL"/>
+        </w:rPr>
+        <w:t xml:space="preserve"> Notebook moet het volgende kunnen:</w:t>
       </w:r>
     </w:p>
     <w:p>
@@ -646,7 +789,21 @@
         <w:rPr>
           <w:lang w:val="nl-NL"/>
         </w:rPr>
-        <w:t>Data van elk .db-bestand overzet</w:t>
+        <w:t>Data van elk .</w:t>
+      </w:r>
+      <w:proofErr w:type="spellStart"/>
+      <w:r>
+        <w:rPr>
+          <w:lang w:val="nl-NL"/>
+        </w:rPr>
+        <w:t>db</w:t>
+      </w:r>
+      <w:proofErr w:type="spellEnd"/>
+      <w:r>
+        <w:rPr>
+          <w:lang w:val="nl-NL"/>
+        </w:rPr>
+        <w:t>-bestand overzet</w:t>
       </w:r>
       <w:r>
         <w:rPr>
@@ -709,7 +866,35 @@
         <w:rPr>
           <w:lang w:val="nl-NL"/>
         </w:rPr>
-        <w:t>Test je Jupyter Notebook door in de operationele databronnen bepaalde wijzigingen aan te brengen (rijen toevoegen, updaten of verwijderen) en vervolgens te kijken of het SDM deze updates volledig overneemt na het uitvoeren van het Jupyter Notebook.</w:t>
+        <w:t xml:space="preserve">Test je </w:t>
+      </w:r>
+      <w:proofErr w:type="spellStart"/>
+      <w:r>
+        <w:rPr>
+          <w:lang w:val="nl-NL"/>
+        </w:rPr>
+        <w:t>Jupyter</w:t>
+      </w:r>
+      <w:proofErr w:type="spellEnd"/>
+      <w:r>
+        <w:rPr>
+          <w:lang w:val="nl-NL"/>
+        </w:rPr>
+        <w:t xml:space="preserve"> Notebook door in de operationele databronnen bepaalde wijzigingen aan te brengen (rijen toevoegen, updaten of verwijderen) en vervolgens te kijken of het SDM deze updates volledig overneemt na het uitvoeren van het </w:t>
+      </w:r>
+      <w:proofErr w:type="spellStart"/>
+      <w:r>
+        <w:rPr>
+          <w:lang w:val="nl-NL"/>
+        </w:rPr>
+        <w:t>Jupyter</w:t>
+      </w:r>
+      <w:proofErr w:type="spellEnd"/>
+      <w:r>
+        <w:rPr>
+          <w:lang w:val="nl-NL"/>
+        </w:rPr>
+        <w:t xml:space="preserve"> Notebook.</w:t>
       </w:r>
     </w:p>
     <w:sectPr>
@@ -2619,6 +2804,17 @@
 </file>
 
 <file path=customXml/item1.xml><?xml version="1.0" encoding="utf-8"?>
+<p:properties xmlns:p="http://schemas.microsoft.com/office/2006/metadata/properties" xmlns:xsi="http://www.w3.org/2001/XMLSchema-instance" xmlns:pc="http://schemas.microsoft.com/office/infopath/2007/PartnerControls">
+  <documentManagement>
+    <lcf76f155ced4ddcb4097134ff3c332f xmlns="32f5a426-4411-422f-b9c8-9b9c919dd02d">
+      <Terms xmlns="http://schemas.microsoft.com/office/infopath/2007/PartnerControls"/>
+    </lcf76f155ced4ddcb4097134ff3c332f>
+    <TaxCatchAll xmlns="d11bdb94-d558-4ffe-a4b0-092cbde21480" xsi:nil="true"/>
+  </documentManagement>
+</p:properties>
+</file>
+
+<file path=customXml/item2.xml><?xml version="1.0" encoding="utf-8"?>
 <ct:contentTypeSchema xmlns:ct="http://schemas.microsoft.com/office/2006/metadata/contentType" xmlns:ma="http://schemas.microsoft.com/office/2006/metadata/properties/metaAttributes" ct:_="" ma:_="" ma:contentTypeName="Document" ma:contentTypeID="0x0101007769D13FFC5C7A4C8E8F8F4D202D83D0" ma:contentTypeVersion="16" ma:contentTypeDescription="Een nieuw document maken." ma:contentTypeScope="" ma:versionID="b2ec890ea17184f49c4a58d4bd1095a2">
   <xsd:schema xmlns:xsd="http://www.w3.org/2001/XMLSchema" xmlns:xs="http://www.w3.org/2001/XMLSchema" xmlns:p="http://schemas.microsoft.com/office/2006/metadata/properties" xmlns:ns2="32f5a426-4411-422f-b9c8-9b9c919dd02d" xmlns:ns3="597a471e-0b75-4fc5-bc4a-75c43d0a6ad2" xmlns:ns4="d11bdb94-d558-4ffe-a4b0-092cbde21480" targetNamespace="http://schemas.microsoft.com/office/2006/metadata/properties" ma:root="true" ma:fieldsID="f90993f1e063ba2c6886d3a92126f3a0" ns2:_="" ns3:_="" ns4:_="">
     <xsd:import namespace="32f5a426-4411-422f-b9c8-9b9c919dd02d"/>
@@ -2866,17 +3062,6 @@
 </ct:contentTypeSchema>
 </file>
 
-<file path=customXml/item2.xml><?xml version="1.0" encoding="utf-8"?>
-<p:properties xmlns:p="http://schemas.microsoft.com/office/2006/metadata/properties" xmlns:xsi="http://www.w3.org/2001/XMLSchema-instance" xmlns:pc="http://schemas.microsoft.com/office/infopath/2007/PartnerControls">
-  <documentManagement>
-    <lcf76f155ced4ddcb4097134ff3c332f xmlns="32f5a426-4411-422f-b9c8-9b9c919dd02d">
-      <Terms xmlns="http://schemas.microsoft.com/office/infopath/2007/PartnerControls"/>
-    </lcf76f155ced4ddcb4097134ff3c332f>
-    <TaxCatchAll xmlns="d11bdb94-d558-4ffe-a4b0-092cbde21480" xsi:nil="true"/>
-  </documentManagement>
-</p:properties>
-</file>
-
 <file path=customXml/item3.xml><?xml version="1.0" encoding="utf-8"?>
 <?mso-contentType ?>
 <FormTemplates xmlns="http://schemas.microsoft.com/sharepoint/v3/contenttype/forms">
@@ -2887,6 +3072,17 @@
 </file>
 
 <file path=customXml/itemProps1.xml><?xml version="1.0" encoding="utf-8"?>
+<ds:datastoreItem xmlns:ds="http://schemas.openxmlformats.org/officeDocument/2006/customXml" ds:itemID="{94C80E0D-6695-4274-A9BC-D68F33C94F41}">
+  <ds:schemaRefs>
+    <ds:schemaRef ds:uri="http://schemas.microsoft.com/office/2006/metadata/properties"/>
+    <ds:schemaRef ds:uri="http://schemas.microsoft.com/office/infopath/2007/PartnerControls"/>
+    <ds:schemaRef ds:uri="32f5a426-4411-422f-b9c8-9b9c919dd02d"/>
+    <ds:schemaRef ds:uri="d11bdb94-d558-4ffe-a4b0-092cbde21480"/>
+  </ds:schemaRefs>
+</ds:datastoreItem>
+</file>
+
+<file path=customXml/itemProps2.xml><?xml version="1.0" encoding="utf-8"?>
 <ds:datastoreItem xmlns:ds="http://schemas.openxmlformats.org/officeDocument/2006/customXml" ds:itemID="{E3EB66C6-93DD-4D91-AD60-C89370B74788}">
   <ds:schemaRefs>
     <ds:schemaRef ds:uri="http://schemas.microsoft.com/office/2006/metadata/contentType"/>
@@ -2906,17 +3102,6 @@
 </ds:datastoreItem>
 </file>
 
-<file path=customXml/itemProps2.xml><?xml version="1.0" encoding="utf-8"?>
-<ds:datastoreItem xmlns:ds="http://schemas.openxmlformats.org/officeDocument/2006/customXml" ds:itemID="{94C80E0D-6695-4274-A9BC-D68F33C94F41}">
-  <ds:schemaRefs>
-    <ds:schemaRef ds:uri="http://schemas.microsoft.com/office/2006/metadata/properties"/>
-    <ds:schemaRef ds:uri="http://schemas.microsoft.com/office/infopath/2007/PartnerControls"/>
-    <ds:schemaRef ds:uri="32f5a426-4411-422f-b9c8-9b9c919dd02d"/>
-    <ds:schemaRef ds:uri="d11bdb94-d558-4ffe-a4b0-092cbde21480"/>
-  </ds:schemaRefs>
-</ds:datastoreItem>
-</file>
-
 <file path=customXml/itemProps3.xml><?xml version="1.0" encoding="utf-8"?>
 <ds:datastoreItem xmlns:ds="http://schemas.openxmlformats.org/officeDocument/2006/customXml" ds:itemID="{6DA23583-7E21-4072-9181-2A6C82A96BEF}">
   <ds:schemaRefs>
